--- a/4.24 Proyecto Final.docx
+++ b/4.24 Proyecto Final.docx
@@ -471,23 +471,12 @@
           <w:szCs w:val="32"/>
         </w:rPr>
       </w:pPr>
-      <w:proofErr w:type="spellStart"/>
-      <w:proofErr w:type="gramStart"/>
       <w:r>
         <w:rPr>
           <w:sz w:val="32"/>
           <w:szCs w:val="32"/>
         </w:rPr>
-        <w:t>Chihuahua,Chih</w:t>
-      </w:r>
-      <w:proofErr w:type="spellEnd"/>
-      <w:proofErr w:type="gramEnd"/>
-      <w:r>
-        <w:rPr>
-          <w:sz w:val="32"/>
-          <w:szCs w:val="32"/>
-        </w:rPr>
-        <w:t>.</w:t>
+        <w:t>Chihuahua,Chih.</w:t>
       </w:r>
       <w:r>
         <w:rPr>
@@ -756,7 +745,6 @@
         </w:rPr>
         <w:t xml:space="preserve">Este proyecto implementa una aplicación web desarrollada con el </w:t>
       </w:r>
-      <w:proofErr w:type="spellStart"/>
       <w:r>
         <w:rPr>
           <w:color w:val="1A1A1A"/>
@@ -766,34 +754,8 @@
           <w:lang w:val="es-MX"/>
           <w14:ligatures w14:val="standardContextual"/>
         </w:rPr>
-        <w:t>microframework</w:t>
+        <w:t>microframework Flask</w:t>
       </w:r>
-      <w:proofErr w:type="spellEnd"/>
-      <w:r>
-        <w:rPr>
-          <w:color w:val="1A1A1A"/>
-          <w:kern w:val="2"/>
-          <w:sz w:val="20"/>
-          <w:szCs w:val="24"/>
-          <w:lang w:val="es-MX"/>
-          <w14:ligatures w14:val="standardContextual"/>
-        </w:rPr>
-        <w:t xml:space="preserve"> </w:t>
-      </w:r>
-      <w:proofErr w:type="spellStart"/>
-      <w:r>
-        <w:rPr>
-          <w:b/>
-          <w:color w:val="1A1A1A"/>
-          <w:kern w:val="2"/>
-          <w:sz w:val="20"/>
-          <w:szCs w:val="24"/>
-          <w:lang w:val="es-MX"/>
-          <w14:ligatures w14:val="standardContextual"/>
-        </w:rPr>
-        <w:t>Flask</w:t>
-      </w:r>
-      <w:proofErr w:type="spellEnd"/>
       <w:r>
         <w:rPr>
           <w:color w:val="1A1A1A"/>
@@ -817,7 +779,6 @@
         </w:rPr>
         <w:t xml:space="preserve">base de datos de grafos Neo4j. Permite gestionar nodos de tipo </w:t>
       </w:r>
-      <w:proofErr w:type="spellStart"/>
       <w:r>
         <w:rPr>
           <w:i/>
@@ -830,7 +791,6 @@
         </w:rPr>
         <w:t>Department</w:t>
       </w:r>
-      <w:proofErr w:type="spellEnd"/>
       <w:r>
         <w:rPr>
           <w:color w:val="1A1A1A"/>
@@ -842,7 +802,6 @@
         </w:rPr>
         <w:t xml:space="preserve"> y </w:t>
       </w:r>
-      <w:proofErr w:type="spellStart"/>
       <w:r>
         <w:rPr>
           <w:i/>
@@ -855,7 +814,6 @@
         </w:rPr>
         <w:t>Employee</w:t>
       </w:r>
-      <w:proofErr w:type="spellEnd"/>
       <w:r>
         <w:rPr>
           <w:color w:val="1A1A1A"/>
@@ -932,79 +890,7 @@
           <w:lang w:val="es-MX"/>
           <w14:ligatures w14:val="standardContextual"/>
         </w:rPr>
-        <w:t>(</w:t>
-      </w:r>
-      <w:proofErr w:type="spellStart"/>
-      <w:r>
-        <w:rPr>
-          <w:color w:val="1A1A1A"/>
-          <w:kern w:val="2"/>
-          <w:sz w:val="20"/>
-          <w:szCs w:val="24"/>
-          <w:lang w:val="es-MX"/>
-          <w14:ligatures w14:val="standardContextual"/>
-        </w:rPr>
-        <w:t>Employee</w:t>
-      </w:r>
-      <w:proofErr w:type="spellEnd"/>
-      <w:r>
-        <w:rPr>
-          <w:color w:val="1A1A1A"/>
-          <w:kern w:val="2"/>
-          <w:sz w:val="20"/>
-          <w:szCs w:val="24"/>
-          <w:lang w:val="es-MX"/>
-          <w14:ligatures w14:val="standardContextual"/>
-        </w:rPr>
-        <w:t>)-</w:t>
-      </w:r>
-      <w:proofErr w:type="gramStart"/>
-      <w:r>
-        <w:rPr>
-          <w:color w:val="1A1A1A"/>
-          <w:kern w:val="2"/>
-          <w:sz w:val="20"/>
-          <w:szCs w:val="24"/>
-          <w:lang w:val="es-MX"/>
-          <w14:ligatures w14:val="standardContextual"/>
-        </w:rPr>
-        <w:t>[:WORKS</w:t>
-      </w:r>
-      <w:proofErr w:type="gramEnd"/>
-      <w:r>
-        <w:rPr>
-          <w:color w:val="1A1A1A"/>
-          <w:kern w:val="2"/>
-          <w:sz w:val="20"/>
-          <w:szCs w:val="24"/>
-          <w:lang w:val="es-MX"/>
-          <w14:ligatures w14:val="standardContextual"/>
-        </w:rPr>
-        <w:t>_IN]-&gt;(:</w:t>
-      </w:r>
-      <w:proofErr w:type="spellStart"/>
-      <w:r>
-        <w:rPr>
-          <w:color w:val="1A1A1A"/>
-          <w:kern w:val="2"/>
-          <w:sz w:val="20"/>
-          <w:szCs w:val="24"/>
-          <w:lang w:val="es-MX"/>
-          <w14:ligatures w14:val="standardContextual"/>
-        </w:rPr>
-        <w:t>Department</w:t>
-      </w:r>
-      <w:proofErr w:type="spellEnd"/>
-      <w:r>
-        <w:rPr>
-          <w:color w:val="1A1A1A"/>
-          <w:kern w:val="2"/>
-          <w:sz w:val="20"/>
-          <w:szCs w:val="24"/>
-          <w:lang w:val="es-MX"/>
-          <w14:ligatures w14:val="standardContextual"/>
-        </w:rPr>
-        <w:t>) — el empleado pertenece a un departamento</w:t>
+        <w:t>(Employee)-[:WORKS_IN]-&gt;(:Department) — el empleado pertenece a un departamento</w:t>
       </w:r>
     </w:p>
     <w:p>
@@ -1034,79 +920,7 @@
           <w:lang w:val="es-MX"/>
           <w14:ligatures w14:val="standardContextual"/>
         </w:rPr>
-        <w:t>(</w:t>
-      </w:r>
-      <w:proofErr w:type="spellStart"/>
-      <w:r>
-        <w:rPr>
-          <w:color w:val="1A1A1A"/>
-          <w:kern w:val="2"/>
-          <w:sz w:val="20"/>
-          <w:szCs w:val="24"/>
-          <w:lang w:val="es-MX"/>
-          <w14:ligatures w14:val="standardContextual"/>
-        </w:rPr>
-        <w:t>Employee</w:t>
-      </w:r>
-      <w:proofErr w:type="spellEnd"/>
-      <w:r>
-        <w:rPr>
-          <w:color w:val="1A1A1A"/>
-          <w:kern w:val="2"/>
-          <w:sz w:val="20"/>
-          <w:szCs w:val="24"/>
-          <w:lang w:val="es-MX"/>
-          <w14:ligatures w14:val="standardContextual"/>
-        </w:rPr>
-        <w:t>)-</w:t>
-      </w:r>
-      <w:proofErr w:type="gramStart"/>
-      <w:r>
-        <w:rPr>
-          <w:color w:val="1A1A1A"/>
-          <w:kern w:val="2"/>
-          <w:sz w:val="20"/>
-          <w:szCs w:val="24"/>
-          <w:lang w:val="es-MX"/>
-          <w14:ligatures w14:val="standardContextual"/>
-        </w:rPr>
-        <w:t>[:REPORTS</w:t>
-      </w:r>
-      <w:proofErr w:type="gramEnd"/>
-      <w:r>
-        <w:rPr>
-          <w:color w:val="1A1A1A"/>
-          <w:kern w:val="2"/>
-          <w:sz w:val="20"/>
-          <w:szCs w:val="24"/>
-          <w:lang w:val="es-MX"/>
-          <w14:ligatures w14:val="standardContextual"/>
-        </w:rPr>
-        <w:t>_TO]-&gt;(:</w:t>
-      </w:r>
-      <w:proofErr w:type="spellStart"/>
-      <w:r>
-        <w:rPr>
-          <w:color w:val="1A1A1A"/>
-          <w:kern w:val="2"/>
-          <w:sz w:val="20"/>
-          <w:szCs w:val="24"/>
-          <w:lang w:val="es-MX"/>
-          <w14:ligatures w14:val="standardContextual"/>
-        </w:rPr>
-        <w:t>Employee</w:t>
-      </w:r>
-      <w:proofErr w:type="spellEnd"/>
-      <w:r>
-        <w:rPr>
-          <w:color w:val="1A1A1A"/>
-          <w:kern w:val="2"/>
-          <w:sz w:val="20"/>
-          <w:szCs w:val="24"/>
-          <w:lang w:val="es-MX"/>
-          <w14:ligatures w14:val="standardContextual"/>
-        </w:rPr>
-        <w:t>) — jerarquía de jefe/subordinado</w:t>
+        <w:t>(Employee)-[:REPORTS_TO]-&gt;(:Employee) — jerarquía de jefe/subordinado</w:t>
       </w:r>
     </w:p>
     <w:p>
@@ -1445,9 +1259,7 @@
         <w:tblW w:w="9072" w:type="dxa"/>
         <w:tblInd w:w="384" w:type="dxa"/>
         <w:tblCellMar>
-          <w:top w:w="0" w:type="dxa"/>
           <w:left w:w="160" w:type="dxa"/>
-          <w:bottom w:w="0" w:type="dxa"/>
           <w:right w:w="115" w:type="dxa"/>
         </w:tblCellMar>
         <w:tblLook w:val="04A0" w:firstRow="1" w:lastRow="0" w:firstColumn="1" w:lastColumn="0" w:noHBand="0" w:noVBand="1"/>
@@ -1656,67 +1468,7 @@
                 <w:sz w:val="18"/>
                 <w:lang w:val="en-US"/>
               </w:rPr>
-              <w:t xml:space="preserve">Driver de Neo4j + helpers </w:t>
-            </w:r>
-            <w:proofErr w:type="spellStart"/>
-            <w:r>
-              <w:rPr>
-                <w:rFonts w:eastAsia="Arial"/>
-                <w:color w:val="000000"/>
-                <w:sz w:val="18"/>
-                <w:lang w:val="en-US"/>
-              </w:rPr>
-              <w:t>run_</w:t>
-            </w:r>
-            <w:proofErr w:type="gramStart"/>
-            <w:r>
-              <w:rPr>
-                <w:rFonts w:eastAsia="Arial"/>
-                <w:color w:val="000000"/>
-                <w:sz w:val="18"/>
-                <w:lang w:val="en-US"/>
-              </w:rPr>
-              <w:t>query</w:t>
-            </w:r>
-            <w:proofErr w:type="spellEnd"/>
-            <w:r>
-              <w:rPr>
-                <w:rFonts w:eastAsia="Arial"/>
-                <w:color w:val="000000"/>
-                <w:sz w:val="18"/>
-                <w:lang w:val="en-US"/>
-              </w:rPr>
-              <w:t>(</w:t>
-            </w:r>
-            <w:proofErr w:type="gramEnd"/>
-            <w:r>
-              <w:rPr>
-                <w:rFonts w:eastAsia="Arial"/>
-                <w:color w:val="000000"/>
-                <w:sz w:val="18"/>
-                <w:lang w:val="en-US"/>
-              </w:rPr>
-              <w:t xml:space="preserve">) / </w:t>
-            </w:r>
-            <w:proofErr w:type="spellStart"/>
-            <w:r>
-              <w:rPr>
-                <w:rFonts w:eastAsia="Arial"/>
-                <w:color w:val="000000"/>
-                <w:sz w:val="18"/>
-                <w:lang w:val="en-US"/>
-              </w:rPr>
-              <w:t>run_write</w:t>
-            </w:r>
-            <w:proofErr w:type="spellEnd"/>
-            <w:r>
-              <w:rPr>
-                <w:rFonts w:eastAsia="Arial"/>
-                <w:color w:val="000000"/>
-                <w:sz w:val="18"/>
-                <w:lang w:val="en-US"/>
-              </w:rPr>
-              <w:t>()</w:t>
+              <w:t>Driver de Neo4j + helpers run_query() / run_write()</w:t>
             </w:r>
           </w:p>
         </w:tc>
@@ -1783,36 +1535,8 @@
                 <w:color w:val="000000"/>
                 <w:sz w:val="18"/>
               </w:rPr>
-              <w:t xml:space="preserve">Punto de entrada: crea la app </w:t>
+              <w:t>Punto de entrada: crea la app Flask y registra los Blueprints</w:t>
             </w:r>
-            <w:proofErr w:type="spellStart"/>
-            <w:r>
-              <w:rPr>
-                <w:rFonts w:eastAsia="Arial"/>
-                <w:color w:val="000000"/>
-                <w:sz w:val="18"/>
-              </w:rPr>
-              <w:t>Flask</w:t>
-            </w:r>
-            <w:proofErr w:type="spellEnd"/>
-            <w:r>
-              <w:rPr>
-                <w:rFonts w:eastAsia="Arial"/>
-                <w:color w:val="000000"/>
-                <w:sz w:val="18"/>
-              </w:rPr>
-              <w:t xml:space="preserve"> y registra los </w:t>
-            </w:r>
-            <w:proofErr w:type="spellStart"/>
-            <w:r>
-              <w:rPr>
-                <w:rFonts w:eastAsia="Arial"/>
-                <w:color w:val="000000"/>
-                <w:sz w:val="18"/>
-              </w:rPr>
-              <w:t>Blueprints</w:t>
-            </w:r>
-            <w:proofErr w:type="spellEnd"/>
           </w:p>
         </w:tc>
       </w:tr>
@@ -1872,41 +1596,13 @@
                 <w:sz w:val="22"/>
               </w:rPr>
             </w:pPr>
-            <w:proofErr w:type="spellStart"/>
             <w:r>
               <w:rPr>
                 <w:rFonts w:eastAsia="Arial"/>
                 <w:color w:val="000000"/>
                 <w:sz w:val="18"/>
               </w:rPr>
-              <w:t>Blueprint</w:t>
-            </w:r>
-            <w:proofErr w:type="spellEnd"/>
-            <w:r>
-              <w:rPr>
-                <w:rFonts w:eastAsia="Arial"/>
-                <w:color w:val="000000"/>
-                <w:sz w:val="18"/>
-              </w:rPr>
-              <w:t xml:space="preserve"> /</w:t>
-            </w:r>
-            <w:proofErr w:type="spellStart"/>
-            <w:r>
-              <w:rPr>
-                <w:rFonts w:eastAsia="Arial"/>
-                <w:color w:val="000000"/>
-                <w:sz w:val="18"/>
-              </w:rPr>
-              <w:t>departments</w:t>
-            </w:r>
-            <w:proofErr w:type="spellEnd"/>
-            <w:r>
-              <w:rPr>
-                <w:rFonts w:eastAsia="Arial"/>
-                <w:color w:val="000000"/>
-                <w:sz w:val="18"/>
-              </w:rPr>
-              <w:t xml:space="preserve"> — CRUD completo de departamentos</w:t>
+              <w:t>Blueprint /departments — CRUD completo de departamentos</w:t>
             </w:r>
           </w:p>
         </w:tc>
@@ -1967,41 +1663,13 @@
                 <w:sz w:val="22"/>
               </w:rPr>
             </w:pPr>
-            <w:proofErr w:type="spellStart"/>
             <w:r>
               <w:rPr>
                 <w:rFonts w:eastAsia="Arial"/>
                 <w:color w:val="000000"/>
                 <w:sz w:val="18"/>
               </w:rPr>
-              <w:t>Blueprint</w:t>
-            </w:r>
-            <w:proofErr w:type="spellEnd"/>
-            <w:r>
-              <w:rPr>
-                <w:rFonts w:eastAsia="Arial"/>
-                <w:color w:val="000000"/>
-                <w:sz w:val="18"/>
-              </w:rPr>
-              <w:t xml:space="preserve"> /</w:t>
-            </w:r>
-            <w:proofErr w:type="spellStart"/>
-            <w:r>
-              <w:rPr>
-                <w:rFonts w:eastAsia="Arial"/>
-                <w:color w:val="000000"/>
-                <w:sz w:val="18"/>
-              </w:rPr>
-              <w:t>employees</w:t>
-            </w:r>
-            <w:proofErr w:type="spellEnd"/>
-            <w:r>
-              <w:rPr>
-                <w:rFonts w:eastAsia="Arial"/>
-                <w:color w:val="000000"/>
-                <w:sz w:val="18"/>
-              </w:rPr>
-              <w:t xml:space="preserve"> — CRUD completo de empleados</w:t>
+              <w:t>Blueprint /employees — CRUD completo de empleados</w:t>
             </w:r>
           </w:p>
         </w:tc>
@@ -2031,7 +1699,6 @@
                 <w:sz w:val="22"/>
               </w:rPr>
             </w:pPr>
-            <w:proofErr w:type="spellStart"/>
             <w:r>
               <w:rPr>
                 <w:rFonts w:eastAsia="Arial"/>
@@ -2040,7 +1707,6 @@
               </w:rPr>
               <w:t>routes</w:t>
             </w:r>
-            <w:proofErr w:type="spellEnd"/>
           </w:p>
         </w:tc>
         <w:tc>
@@ -2460,31 +2126,7 @@
           <w:lang w:val="es-MX"/>
           <w14:ligatures w14:val="standardContextual"/>
         </w:rPr>
-        <w:t xml:space="preserve"> del driver de Neo4j que se reutiliza en toda la aplicación (patrón </w:t>
-      </w:r>
-      <w:proofErr w:type="spellStart"/>
-      <w:r>
-        <w:rPr>
-          <w:color w:val="1A1A1A"/>
-          <w:kern w:val="2"/>
-          <w:sz w:val="20"/>
-          <w:szCs w:val="24"/>
-          <w:lang w:val="es-MX"/>
-          <w14:ligatures w14:val="standardContextual"/>
-        </w:rPr>
-        <w:t>singleton</w:t>
-      </w:r>
-      <w:proofErr w:type="spellEnd"/>
-      <w:r>
-        <w:rPr>
-          <w:color w:val="1A1A1A"/>
-          <w:kern w:val="2"/>
-          <w:sz w:val="20"/>
-          <w:szCs w:val="24"/>
-          <w:lang w:val="es-MX"/>
-          <w14:ligatures w14:val="standardContextual"/>
-        </w:rPr>
-        <w:t xml:space="preserve"> implícito).</w:t>
+        <w:t xml:space="preserve"> del driver de Neo4j que se reutiliza en toda la aplicación (patrón singleton implícito).</w:t>
       </w:r>
     </w:p>
     <w:p>
@@ -2531,7 +2173,6 @@
           <w14:ligatures w14:val="standardContextual"/>
         </w:rPr>
       </w:pPr>
-      <w:proofErr w:type="spellStart"/>
       <w:r>
         <w:rPr>
           <w:b/>
@@ -2542,46 +2183,7 @@
           <w:lang w:val="es-MX"/>
           <w14:ligatures w14:val="standardContextual"/>
         </w:rPr>
-        <w:t>run_</w:t>
-      </w:r>
-      <w:proofErr w:type="gramStart"/>
-      <w:r>
-        <w:rPr>
-          <w:b/>
-          <w:color w:val="1A1A1A"/>
-          <w:kern w:val="2"/>
-          <w:sz w:val="20"/>
-          <w:szCs w:val="24"/>
-          <w:lang w:val="es-MX"/>
-          <w14:ligatures w14:val="standardContextual"/>
-        </w:rPr>
-        <w:t>query</w:t>
-      </w:r>
-      <w:proofErr w:type="spellEnd"/>
-      <w:r>
-        <w:rPr>
-          <w:b/>
-          <w:color w:val="1A1A1A"/>
-          <w:kern w:val="2"/>
-          <w:sz w:val="20"/>
-          <w:szCs w:val="24"/>
-          <w:lang w:val="es-MX"/>
-          <w14:ligatures w14:val="standardContextual"/>
-        </w:rPr>
-        <w:t>(</w:t>
-      </w:r>
-      <w:proofErr w:type="gramEnd"/>
-      <w:r>
-        <w:rPr>
-          <w:b/>
-          <w:color w:val="1A1A1A"/>
-          <w:kern w:val="2"/>
-          <w:sz w:val="20"/>
-          <w:szCs w:val="24"/>
-          <w:lang w:val="es-MX"/>
-          <w14:ligatures w14:val="standardContextual"/>
-        </w:rPr>
-        <w:t>)</w:t>
+        <w:t>run_query()</w:t>
       </w:r>
       <w:r>
         <w:rPr>
@@ -2613,7 +2215,6 @@
           <w14:ligatures w14:val="standardContextual"/>
         </w:rPr>
       </w:pPr>
-      <w:proofErr w:type="spellStart"/>
       <w:r>
         <w:rPr>
           <w:b/>
@@ -2624,46 +2225,7 @@
           <w:lang w:val="es-MX"/>
           <w14:ligatures w14:val="standardContextual"/>
         </w:rPr>
-        <w:t>run_</w:t>
-      </w:r>
-      <w:proofErr w:type="gramStart"/>
-      <w:r>
-        <w:rPr>
-          <w:b/>
-          <w:color w:val="1A1A1A"/>
-          <w:kern w:val="2"/>
-          <w:sz w:val="20"/>
-          <w:szCs w:val="24"/>
-          <w:lang w:val="es-MX"/>
-          <w14:ligatures w14:val="standardContextual"/>
-        </w:rPr>
-        <w:t>write</w:t>
-      </w:r>
-      <w:proofErr w:type="spellEnd"/>
-      <w:r>
-        <w:rPr>
-          <w:b/>
-          <w:color w:val="1A1A1A"/>
-          <w:kern w:val="2"/>
-          <w:sz w:val="20"/>
-          <w:szCs w:val="24"/>
-          <w:lang w:val="es-MX"/>
-          <w14:ligatures w14:val="standardContextual"/>
-        </w:rPr>
-        <w:t>(</w:t>
-      </w:r>
-      <w:proofErr w:type="gramEnd"/>
-      <w:r>
-        <w:rPr>
-          <w:b/>
-          <w:color w:val="1A1A1A"/>
-          <w:kern w:val="2"/>
-          <w:sz w:val="20"/>
-          <w:szCs w:val="24"/>
-          <w:lang w:val="es-MX"/>
-          <w14:ligatures w14:val="standardContextual"/>
-        </w:rPr>
-        <w:t>)</w:t>
+        <w:t>run_write()</w:t>
       </w:r>
       <w:r>
         <w:rPr>
@@ -2674,31 +2236,7 @@
           <w:lang w:val="es-MX"/>
           <w14:ligatures w14:val="standardContextual"/>
         </w:rPr>
-        <w:t xml:space="preserve"> — ejecuta escrituras (CREATE / MERGE / SET / DELETE) y no devuelve nada (</w:t>
-      </w:r>
-      <w:proofErr w:type="spellStart"/>
-      <w:r>
-        <w:rPr>
-          <w:color w:val="1A1A1A"/>
-          <w:kern w:val="2"/>
-          <w:sz w:val="20"/>
-          <w:szCs w:val="24"/>
-          <w:lang w:val="es-MX"/>
-          <w14:ligatures w14:val="standardContextual"/>
-        </w:rPr>
-        <w:t>None</w:t>
-      </w:r>
-      <w:proofErr w:type="spellEnd"/>
-      <w:r>
-        <w:rPr>
-          <w:color w:val="1A1A1A"/>
-          <w:kern w:val="2"/>
-          <w:sz w:val="20"/>
-          <w:szCs w:val="24"/>
-          <w:lang w:val="es-MX"/>
-          <w14:ligatures w14:val="standardContextual"/>
-        </w:rPr>
-        <w:t>).</w:t>
+        <w:t xml:space="preserve"> — ejecuta escrituras (CREATE / MERGE / SET / DELETE) y no devuelve nada (None).</w:t>
       </w:r>
     </w:p>
     <w:p>
@@ -2772,55 +2310,7 @@
           <w:lang w:val="es-MX"/>
           <w14:ligatures w14:val="standardContextual"/>
         </w:rPr>
-        <w:t xml:space="preserve">Punto de entrada de la aplicación. Su única responsabilidad es instanciar </w:t>
-      </w:r>
-      <w:proofErr w:type="spellStart"/>
-      <w:r>
-        <w:rPr>
-          <w:color w:val="1A1A1A"/>
-          <w:kern w:val="2"/>
-          <w:sz w:val="20"/>
-          <w:szCs w:val="24"/>
-          <w:lang w:val="es-MX"/>
-          <w14:ligatures w14:val="standardContextual"/>
-        </w:rPr>
-        <w:t>Flask</w:t>
-      </w:r>
-      <w:proofErr w:type="spellEnd"/>
-      <w:r>
-        <w:rPr>
-          <w:color w:val="1A1A1A"/>
-          <w:kern w:val="2"/>
-          <w:sz w:val="20"/>
-          <w:szCs w:val="24"/>
-          <w:lang w:val="es-MX"/>
-          <w14:ligatures w14:val="standardContextual"/>
-        </w:rPr>
-        <w:t xml:space="preserve"> y registrar los tres </w:t>
-      </w:r>
-      <w:proofErr w:type="spellStart"/>
-      <w:r>
-        <w:rPr>
-          <w:color w:val="1A1A1A"/>
-          <w:kern w:val="2"/>
-          <w:sz w:val="20"/>
-          <w:szCs w:val="24"/>
-          <w:lang w:val="es-MX"/>
-          <w14:ligatures w14:val="standardContextual"/>
-        </w:rPr>
-        <w:t>Blueprints</w:t>
-      </w:r>
-      <w:proofErr w:type="spellEnd"/>
-      <w:r>
-        <w:rPr>
-          <w:color w:val="1A1A1A"/>
-          <w:kern w:val="2"/>
-          <w:sz w:val="20"/>
-          <w:szCs w:val="24"/>
-          <w:lang w:val="es-MX"/>
-          <w14:ligatures w14:val="standardContextual"/>
-        </w:rPr>
-        <w:t>.</w:t>
+        <w:t>Punto de entrada de la aplicación. Su única responsabilidad es instanciar Flask y registrar los tres Blueprints.</w:t>
       </w:r>
     </w:p>
     <w:p>
@@ -2921,31 +2411,7 @@
           <w:lang w:val="en-US"/>
           <w14:ligatures w14:val="standardContextual"/>
         </w:rPr>
-        <w:t xml:space="preserve">Blueprint con </w:t>
-      </w:r>
-      <w:proofErr w:type="spellStart"/>
-      <w:r>
-        <w:rPr>
-          <w:color w:val="1A1A1A"/>
-          <w:kern w:val="2"/>
-          <w:sz w:val="20"/>
-          <w:szCs w:val="24"/>
-          <w:lang w:val="en-US"/>
-          <w14:ligatures w14:val="standardContextual"/>
-        </w:rPr>
-        <w:t>prefijo</w:t>
-      </w:r>
-      <w:proofErr w:type="spellEnd"/>
-      <w:r>
-        <w:rPr>
-          <w:color w:val="1A1A1A"/>
-          <w:kern w:val="2"/>
-          <w:sz w:val="20"/>
-          <w:szCs w:val="24"/>
-          <w:lang w:val="en-US"/>
-          <w14:ligatures w14:val="standardContextual"/>
-        </w:rPr>
-        <w:t xml:space="preserve"> /departments. </w:t>
+        <w:t xml:space="preserve">Blueprint con prefijo /departments. </w:t>
       </w:r>
       <w:r>
         <w:rPr>
@@ -2956,92 +2422,7 @@
           <w:lang w:val="es-MX"/>
           <w14:ligatures w14:val="standardContextual"/>
         </w:rPr>
-        <w:t xml:space="preserve">Gestiona el ciclo de vida completo del </w:t>
-      </w:r>
-      <w:proofErr w:type="gramStart"/>
-      <w:r>
-        <w:rPr>
-          <w:color w:val="1A1A1A"/>
-          <w:kern w:val="2"/>
-          <w:sz w:val="20"/>
-          <w:szCs w:val="24"/>
-          <w:lang w:val="es-MX"/>
-          <w14:ligatures w14:val="standardContextual"/>
-        </w:rPr>
-        <w:t>nodo :</w:t>
-      </w:r>
-      <w:proofErr w:type="spellStart"/>
-      <w:r>
-        <w:rPr>
-          <w:color w:val="1A1A1A"/>
-          <w:kern w:val="2"/>
-          <w:sz w:val="20"/>
-          <w:szCs w:val="24"/>
-          <w:lang w:val="es-MX"/>
-          <w14:ligatures w14:val="standardContextual"/>
-        </w:rPr>
-        <w:t>Department</w:t>
-      </w:r>
-      <w:proofErr w:type="spellEnd"/>
-      <w:proofErr w:type="gramEnd"/>
-      <w:r>
-        <w:rPr>
-          <w:color w:val="1A1A1A"/>
-          <w:kern w:val="2"/>
-          <w:sz w:val="20"/>
-          <w:szCs w:val="24"/>
-          <w:lang w:val="es-MX"/>
-          <w14:ligatures w14:val="standardContextual"/>
-        </w:rPr>
-        <w:t xml:space="preserve">. Captura la excepción </w:t>
-      </w:r>
-      <w:proofErr w:type="spellStart"/>
-      <w:r>
-        <w:rPr>
-          <w:color w:val="1A1A1A"/>
-          <w:kern w:val="2"/>
-          <w:sz w:val="20"/>
-          <w:szCs w:val="24"/>
-          <w:lang w:val="es-MX"/>
-          <w14:ligatures w14:val="standardContextual"/>
-        </w:rPr>
-        <w:t>ConstraintError</w:t>
-      </w:r>
-      <w:proofErr w:type="spellEnd"/>
-      <w:r>
-        <w:rPr>
-          <w:color w:val="1A1A1A"/>
-          <w:kern w:val="2"/>
-          <w:sz w:val="20"/>
-          <w:szCs w:val="24"/>
-          <w:lang w:val="es-MX"/>
-          <w14:ligatures w14:val="standardContextual"/>
-        </w:rPr>
-        <w:t xml:space="preserve"> de Neo4j cuando se intenta crear un departamento con un número ya existente, mostrando un mensaje de error en lugar de colapsar la aplicación. La variable </w:t>
-      </w:r>
-      <w:proofErr w:type="spellStart"/>
-      <w:r>
-        <w:rPr>
-          <w:color w:val="1A1A1A"/>
-          <w:kern w:val="2"/>
-          <w:sz w:val="20"/>
-          <w:szCs w:val="24"/>
-          <w:lang w:val="es-MX"/>
-          <w14:ligatures w14:val="standardContextual"/>
-        </w:rPr>
-        <w:t>readonly</w:t>
-      </w:r>
-      <w:proofErr w:type="spellEnd"/>
-      <w:r>
-        <w:rPr>
-          <w:color w:val="1A1A1A"/>
-          <w:kern w:val="2"/>
-          <w:sz w:val="20"/>
-          <w:szCs w:val="24"/>
-          <w:lang w:val="es-MX"/>
-          <w14:ligatures w14:val="standardContextual"/>
-        </w:rPr>
-        <w:t xml:space="preserve"> controla si el campo de número de departamento es editable en el formulario.</w:t>
+        <w:t>Gestiona el ciclo de vida completo del nodo :Department. Captura la excepción ConstraintError de Neo4j cuando se intenta crear un departamento con un número ya existente, mostrando un mensaje de error en lugar de colapsar la aplicación. La variable readonly controla si el campo de número de departamento es editable en el formulario.</w:t>
       </w:r>
     </w:p>
     <w:p>
@@ -3108,7 +2489,6 @@
           <w14:ligatures w14:val="standardContextual"/>
         </w:rPr>
       </w:pPr>
-      <w:proofErr w:type="spellStart"/>
       <w:r>
         <w:rPr>
           <w:color w:val="1A1A1A"/>
@@ -3118,104 +2498,7 @@
           <w:lang w:val="es-MX"/>
           <w14:ligatures w14:val="standardContextual"/>
         </w:rPr>
-        <w:t>Blueprint</w:t>
-      </w:r>
-      <w:proofErr w:type="spellEnd"/>
-      <w:r>
-        <w:rPr>
-          <w:color w:val="1A1A1A"/>
-          <w:kern w:val="2"/>
-          <w:sz w:val="20"/>
-          <w:szCs w:val="24"/>
-          <w:lang w:val="es-MX"/>
-          <w14:ligatures w14:val="standardContextual"/>
-        </w:rPr>
-        <w:t xml:space="preserve"> con prefijo /</w:t>
-      </w:r>
-      <w:proofErr w:type="spellStart"/>
-      <w:r>
-        <w:rPr>
-          <w:color w:val="1A1A1A"/>
-          <w:kern w:val="2"/>
-          <w:sz w:val="20"/>
-          <w:szCs w:val="24"/>
-          <w:lang w:val="es-MX"/>
-          <w14:ligatures w14:val="standardContextual"/>
-        </w:rPr>
-        <w:t>employees</w:t>
-      </w:r>
-      <w:proofErr w:type="spellEnd"/>
-      <w:r>
-        <w:rPr>
-          <w:color w:val="1A1A1A"/>
-          <w:kern w:val="2"/>
-          <w:sz w:val="20"/>
-          <w:szCs w:val="24"/>
-          <w:lang w:val="es-MX"/>
-          <w14:ligatures w14:val="standardContextual"/>
-        </w:rPr>
-        <w:t xml:space="preserve">. Además del CRUD, gestiona dos relaciones del grafo. Se extrajeron funciones privadas (prefijo _) para evitar duplicación entre </w:t>
-      </w:r>
-      <w:proofErr w:type="spellStart"/>
-      <w:proofErr w:type="gramStart"/>
-      <w:r>
-        <w:rPr>
-          <w:color w:val="1A1A1A"/>
-          <w:kern w:val="2"/>
-          <w:sz w:val="20"/>
-          <w:szCs w:val="24"/>
-          <w:lang w:val="es-MX"/>
-          <w14:ligatures w14:val="standardContextual"/>
-        </w:rPr>
-        <w:t>create</w:t>
-      </w:r>
-      <w:proofErr w:type="spellEnd"/>
-      <w:r>
-        <w:rPr>
-          <w:color w:val="1A1A1A"/>
-          <w:kern w:val="2"/>
-          <w:sz w:val="20"/>
-          <w:szCs w:val="24"/>
-          <w:lang w:val="es-MX"/>
-          <w14:ligatures w14:val="standardContextual"/>
-        </w:rPr>
-        <w:t>(</w:t>
-      </w:r>
-      <w:proofErr w:type="gramEnd"/>
-      <w:r>
-        <w:rPr>
-          <w:color w:val="1A1A1A"/>
-          <w:kern w:val="2"/>
-          <w:sz w:val="20"/>
-          <w:szCs w:val="24"/>
-          <w:lang w:val="es-MX"/>
-          <w14:ligatures w14:val="standardContextual"/>
-        </w:rPr>
-        <w:t xml:space="preserve">) y </w:t>
-      </w:r>
-      <w:proofErr w:type="spellStart"/>
-      <w:r>
-        <w:rPr>
-          <w:color w:val="1A1A1A"/>
-          <w:kern w:val="2"/>
-          <w:sz w:val="20"/>
-          <w:szCs w:val="24"/>
-          <w:lang w:val="es-MX"/>
-          <w14:ligatures w14:val="standardContextual"/>
-        </w:rPr>
-        <w:t>edit</w:t>
-      </w:r>
-      <w:proofErr w:type="spellEnd"/>
-      <w:r>
-        <w:rPr>
-          <w:color w:val="1A1A1A"/>
-          <w:kern w:val="2"/>
-          <w:sz w:val="20"/>
-          <w:szCs w:val="24"/>
-          <w:lang w:val="es-MX"/>
-          <w14:ligatures w14:val="standardContextual"/>
-        </w:rPr>
-        <w:t>():</w:t>
+        <w:t>Blueprint con prefijo /employees. Además del CRUD, gestiona dos relaciones del grafo. Se extrajeron funciones privadas (prefijo _) para evitar duplicación entre create() y edit():</w:t>
       </w:r>
     </w:p>
     <w:p>
@@ -3246,59 +2529,7 @@
           <w:lang w:val="es-MX"/>
           <w14:ligatures w14:val="standardContextual"/>
         </w:rPr>
-        <w:t>_</w:t>
-      </w:r>
-      <w:proofErr w:type="spellStart"/>
-      <w:r>
-        <w:rPr>
-          <w:b/>
-          <w:color w:val="1A1A1A"/>
-          <w:kern w:val="2"/>
-          <w:sz w:val="20"/>
-          <w:szCs w:val="24"/>
-          <w:lang w:val="es-MX"/>
-          <w14:ligatures w14:val="standardContextual"/>
-        </w:rPr>
-        <w:t>get_</w:t>
-      </w:r>
-      <w:proofErr w:type="gramStart"/>
-      <w:r>
-        <w:rPr>
-          <w:b/>
-          <w:color w:val="1A1A1A"/>
-          <w:kern w:val="2"/>
-          <w:sz w:val="20"/>
-          <w:szCs w:val="24"/>
-          <w:lang w:val="es-MX"/>
-          <w14:ligatures w14:val="standardContextual"/>
-        </w:rPr>
-        <w:t>departments</w:t>
-      </w:r>
-      <w:proofErr w:type="spellEnd"/>
-      <w:r>
-        <w:rPr>
-          <w:b/>
-          <w:color w:val="1A1A1A"/>
-          <w:kern w:val="2"/>
-          <w:sz w:val="20"/>
-          <w:szCs w:val="24"/>
-          <w:lang w:val="es-MX"/>
-          <w14:ligatures w14:val="standardContextual"/>
-        </w:rPr>
-        <w:t>(</w:t>
-      </w:r>
-      <w:proofErr w:type="gramEnd"/>
-      <w:r>
-        <w:rPr>
-          <w:b/>
-          <w:color w:val="1A1A1A"/>
-          <w:kern w:val="2"/>
-          <w:sz w:val="20"/>
-          <w:szCs w:val="24"/>
-          <w:lang w:val="es-MX"/>
-          <w14:ligatures w14:val="standardContextual"/>
-        </w:rPr>
-        <w:t>)</w:t>
+        <w:t>_get_departments()</w:t>
       </w:r>
       <w:r>
         <w:rPr>
@@ -3309,31 +2540,7 @@
           <w:lang w:val="es-MX"/>
           <w14:ligatures w14:val="standardContextual"/>
         </w:rPr>
-        <w:t xml:space="preserve"> — consulta los departamentos para poblar el </w:t>
-      </w:r>
-      <w:proofErr w:type="spellStart"/>
-      <w:r>
-        <w:rPr>
-          <w:color w:val="1A1A1A"/>
-          <w:kern w:val="2"/>
-          <w:sz w:val="20"/>
-          <w:szCs w:val="24"/>
-          <w:lang w:val="es-MX"/>
-          <w14:ligatures w14:val="standardContextual"/>
-        </w:rPr>
-        <w:t>select</w:t>
-      </w:r>
-      <w:proofErr w:type="spellEnd"/>
-      <w:r>
-        <w:rPr>
-          <w:color w:val="1A1A1A"/>
-          <w:kern w:val="2"/>
-          <w:sz w:val="20"/>
-          <w:szCs w:val="24"/>
-          <w:lang w:val="es-MX"/>
-          <w14:ligatures w14:val="standardContextual"/>
-        </w:rPr>
-        <w:t xml:space="preserve"> del formulario.</w:t>
+        <w:t xml:space="preserve"> — consulta los departamentos para poblar el select del formulario.</w:t>
       </w:r>
     </w:p>
     <w:p>
@@ -3364,99 +2571,7 @@
           <w:lang w:val="es-MX"/>
           <w14:ligatures w14:val="standardContextual"/>
         </w:rPr>
-        <w:t>_</w:t>
-      </w:r>
-      <w:proofErr w:type="spellStart"/>
-      <w:r>
-        <w:rPr>
-          <w:b/>
-          <w:color w:val="1A1A1A"/>
-          <w:kern w:val="2"/>
-          <w:sz w:val="20"/>
-          <w:szCs w:val="24"/>
-          <w:lang w:val="es-MX"/>
-          <w14:ligatures w14:val="standardContextual"/>
-        </w:rPr>
-        <w:t>create_works_</w:t>
-      </w:r>
-      <w:proofErr w:type="gramStart"/>
-      <w:r>
-        <w:rPr>
-          <w:b/>
-          <w:color w:val="1A1A1A"/>
-          <w:kern w:val="2"/>
-          <w:sz w:val="20"/>
-          <w:szCs w:val="24"/>
-          <w:lang w:val="es-MX"/>
-          <w14:ligatures w14:val="standardContextual"/>
-        </w:rPr>
-        <w:t>in</w:t>
-      </w:r>
-      <w:proofErr w:type="spellEnd"/>
-      <w:r>
-        <w:rPr>
-          <w:b/>
-          <w:color w:val="1A1A1A"/>
-          <w:kern w:val="2"/>
-          <w:sz w:val="20"/>
-          <w:szCs w:val="24"/>
-          <w:lang w:val="es-MX"/>
-          <w14:ligatures w14:val="standardContextual"/>
-        </w:rPr>
-        <w:t>(</w:t>
-      </w:r>
-      <w:proofErr w:type="spellStart"/>
-      <w:proofErr w:type="gramEnd"/>
-      <w:r>
-        <w:rPr>
-          <w:b/>
-          <w:color w:val="1A1A1A"/>
-          <w:kern w:val="2"/>
-          <w:sz w:val="20"/>
-          <w:szCs w:val="24"/>
-          <w:lang w:val="es-MX"/>
-          <w14:ligatures w14:val="standardContextual"/>
-        </w:rPr>
-        <w:t>empno</w:t>
-      </w:r>
-      <w:proofErr w:type="spellEnd"/>
-      <w:r>
-        <w:rPr>
-          <w:b/>
-          <w:color w:val="1A1A1A"/>
-          <w:kern w:val="2"/>
-          <w:sz w:val="20"/>
-          <w:szCs w:val="24"/>
-          <w:lang w:val="es-MX"/>
-          <w14:ligatures w14:val="standardContextual"/>
-        </w:rPr>
-        <w:t xml:space="preserve">, </w:t>
-      </w:r>
-      <w:proofErr w:type="spellStart"/>
-      <w:r>
-        <w:rPr>
-          <w:b/>
-          <w:color w:val="1A1A1A"/>
-          <w:kern w:val="2"/>
-          <w:sz w:val="20"/>
-          <w:szCs w:val="24"/>
-          <w:lang w:val="es-MX"/>
-          <w14:ligatures w14:val="standardContextual"/>
-        </w:rPr>
-        <w:t>deptno</w:t>
-      </w:r>
-      <w:proofErr w:type="spellEnd"/>
-      <w:r>
-        <w:rPr>
-          <w:b/>
-          <w:color w:val="1A1A1A"/>
-          <w:kern w:val="2"/>
-          <w:sz w:val="20"/>
-          <w:szCs w:val="24"/>
-          <w:lang w:val="es-MX"/>
-          <w14:ligatures w14:val="standardContextual"/>
-        </w:rPr>
-        <w:t>)</w:t>
+        <w:t>_create_works_in(empno, deptno)</w:t>
       </w:r>
       <w:r>
         <w:rPr>
@@ -3499,99 +2614,7 @@
           <w:lang w:val="es-MX"/>
           <w14:ligatures w14:val="standardContextual"/>
         </w:rPr>
-        <w:t>_</w:t>
-      </w:r>
-      <w:proofErr w:type="spellStart"/>
-      <w:r>
-        <w:rPr>
-          <w:b/>
-          <w:color w:val="1A1A1A"/>
-          <w:kern w:val="2"/>
-          <w:sz w:val="20"/>
-          <w:szCs w:val="24"/>
-          <w:lang w:val="es-MX"/>
-          <w14:ligatures w14:val="standardContextual"/>
-        </w:rPr>
-        <w:t>create_reports_</w:t>
-      </w:r>
-      <w:proofErr w:type="gramStart"/>
-      <w:r>
-        <w:rPr>
-          <w:b/>
-          <w:color w:val="1A1A1A"/>
-          <w:kern w:val="2"/>
-          <w:sz w:val="20"/>
-          <w:szCs w:val="24"/>
-          <w:lang w:val="es-MX"/>
-          <w14:ligatures w14:val="standardContextual"/>
-        </w:rPr>
-        <w:t>to</w:t>
-      </w:r>
-      <w:proofErr w:type="spellEnd"/>
-      <w:r>
-        <w:rPr>
-          <w:b/>
-          <w:color w:val="1A1A1A"/>
-          <w:kern w:val="2"/>
-          <w:sz w:val="20"/>
-          <w:szCs w:val="24"/>
-          <w:lang w:val="es-MX"/>
-          <w14:ligatures w14:val="standardContextual"/>
-        </w:rPr>
-        <w:t>(</w:t>
-      </w:r>
-      <w:proofErr w:type="spellStart"/>
-      <w:proofErr w:type="gramEnd"/>
-      <w:r>
-        <w:rPr>
-          <w:b/>
-          <w:color w:val="1A1A1A"/>
-          <w:kern w:val="2"/>
-          <w:sz w:val="20"/>
-          <w:szCs w:val="24"/>
-          <w:lang w:val="es-MX"/>
-          <w14:ligatures w14:val="standardContextual"/>
-        </w:rPr>
-        <w:t>empno</w:t>
-      </w:r>
-      <w:proofErr w:type="spellEnd"/>
-      <w:r>
-        <w:rPr>
-          <w:b/>
-          <w:color w:val="1A1A1A"/>
-          <w:kern w:val="2"/>
-          <w:sz w:val="20"/>
-          <w:szCs w:val="24"/>
-          <w:lang w:val="es-MX"/>
-          <w14:ligatures w14:val="standardContextual"/>
-        </w:rPr>
-        <w:t xml:space="preserve">, </w:t>
-      </w:r>
-      <w:proofErr w:type="spellStart"/>
-      <w:r>
-        <w:rPr>
-          <w:b/>
-          <w:color w:val="1A1A1A"/>
-          <w:kern w:val="2"/>
-          <w:sz w:val="20"/>
-          <w:szCs w:val="24"/>
-          <w:lang w:val="es-MX"/>
-          <w14:ligatures w14:val="standardContextual"/>
-        </w:rPr>
-        <w:t>mgr</w:t>
-      </w:r>
-      <w:proofErr w:type="spellEnd"/>
-      <w:r>
-        <w:rPr>
-          <w:b/>
-          <w:color w:val="1A1A1A"/>
-          <w:kern w:val="2"/>
-          <w:sz w:val="20"/>
-          <w:szCs w:val="24"/>
-          <w:lang w:val="es-MX"/>
-          <w14:ligatures w14:val="standardContextual"/>
-        </w:rPr>
-        <w:t>)</w:t>
+        <w:t>_create_reports_to(empno, mgr)</w:t>
       </w:r>
       <w:r>
         <w:rPr>
@@ -3770,31 +2793,7 @@
           <w:lang w:val="es-MX"/>
           <w14:ligatures w14:val="standardContextual"/>
         </w:rPr>
-        <w:t>Se implementó manejo explícito del error de unicidad de Neo4j (</w:t>
-      </w:r>
-      <w:proofErr w:type="spellStart"/>
-      <w:r>
-        <w:rPr>
-          <w:color w:val="1A1A1A"/>
-          <w:kern w:val="2"/>
-          <w:sz w:val="20"/>
-          <w:szCs w:val="24"/>
-          <w:lang w:val="es-MX"/>
-          <w14:ligatures w14:val="standardContextual"/>
-        </w:rPr>
-        <w:t>ConstraintError</w:t>
-      </w:r>
-      <w:proofErr w:type="spellEnd"/>
-      <w:r>
-        <w:rPr>
-          <w:color w:val="1A1A1A"/>
-          <w:kern w:val="2"/>
-          <w:sz w:val="20"/>
-          <w:szCs w:val="24"/>
-          <w:lang w:val="es-MX"/>
-          <w14:ligatures w14:val="standardContextual"/>
-        </w:rPr>
-        <w:t>) tanto en departamentos como en empleados. Cuando el usuario intenta crear un registro con un ID ya existente, la aplicación no colapsa: captura la excepción, conserva los datos escritos en el formulario y muestra un mensaje descriptivo</w:t>
+        <w:t>Se implementó manejo explícito del error de unicidad de Neo4j (ConstraintError) tanto en departamentos como en empleados. Cuando el usuario intenta crear un registro con un ID ya existente, la aplicación no colapsa: captura la excepción, conserva los datos escritos en el formulario y muestra un mensaje descriptivo</w:t>
       </w:r>
     </w:p>
     <w:p>
@@ -3820,79 +2819,7 @@
           <w:lang w:val="es-MX"/>
           <w14:ligatures w14:val="standardContextual"/>
         </w:rPr>
-        <w:t xml:space="preserve">La variable </w:t>
-      </w:r>
-      <w:proofErr w:type="spellStart"/>
-      <w:r>
-        <w:rPr>
-          <w:color w:val="1A1A1A"/>
-          <w:kern w:val="2"/>
-          <w:sz w:val="20"/>
-          <w:szCs w:val="24"/>
-          <w:lang w:val="es-MX"/>
-          <w14:ligatures w14:val="standardContextual"/>
-        </w:rPr>
-        <w:t>readonly</w:t>
-      </w:r>
-      <w:proofErr w:type="spellEnd"/>
-      <w:r>
-        <w:rPr>
-          <w:color w:val="1A1A1A"/>
-          <w:kern w:val="2"/>
-          <w:sz w:val="20"/>
-          <w:szCs w:val="24"/>
-          <w:lang w:val="es-MX"/>
-          <w14:ligatures w14:val="standardContextual"/>
-        </w:rPr>
-        <w:t xml:space="preserve"> se pasa independientemente de </w:t>
-      </w:r>
-      <w:proofErr w:type="spellStart"/>
-      <w:r>
-        <w:rPr>
-          <w:color w:val="1A1A1A"/>
-          <w:kern w:val="2"/>
-          <w:sz w:val="20"/>
-          <w:szCs w:val="24"/>
-          <w:lang w:val="es-MX"/>
-          <w14:ligatures w14:val="standardContextual"/>
-        </w:rPr>
-        <w:t>dept</w:t>
-      </w:r>
-      <w:proofErr w:type="spellEnd"/>
-      <w:r>
-        <w:rPr>
-          <w:color w:val="1A1A1A"/>
-          <w:kern w:val="2"/>
-          <w:sz w:val="20"/>
-          <w:szCs w:val="24"/>
-          <w:lang w:val="es-MX"/>
-          <w14:ligatures w14:val="standardContextual"/>
-        </w:rPr>
-        <w:t>/</w:t>
-      </w:r>
-      <w:proofErr w:type="spellStart"/>
-      <w:r>
-        <w:rPr>
-          <w:color w:val="1A1A1A"/>
-          <w:kern w:val="2"/>
-          <w:sz w:val="20"/>
-          <w:szCs w:val="24"/>
-          <w:lang w:val="es-MX"/>
-          <w14:ligatures w14:val="standardContextual"/>
-        </w:rPr>
-        <w:t>emp</w:t>
-      </w:r>
-      <w:proofErr w:type="spellEnd"/>
-      <w:r>
-        <w:rPr>
-          <w:color w:val="1A1A1A"/>
-          <w:kern w:val="2"/>
-          <w:sz w:val="20"/>
-          <w:szCs w:val="24"/>
-          <w:lang w:val="es-MX"/>
-          <w14:ligatures w14:val="standardContextual"/>
-        </w:rPr>
-        <w:t>, para que el campo de ID siga editable durante la creación (incluso cuando hay error) y sea de solo lectura únicamente al editar un registro existente.</w:t>
+        <w:t>La variable readonly se pasa independientemente de dept/emp, para que el campo de ID siga editable durante la creación (incluso cuando hay error) y sea de solo lectura únicamente al editar un registro existente.</w:t>
       </w:r>
     </w:p>
     <w:p>
@@ -4522,6 +3449,9 @@
     </w:p>
     <w:p>
       <w:r>
+        <w:rPr>
+          <w:noProof/>
+        </w:rPr>
         <w:drawing>
           <wp:inline distT="0" distB="0" distL="0" distR="0" wp14:anchorId="38F0CE59" wp14:editId="7E33F670">
             <wp:extent cx="5761355" cy="2607310"/>
@@ -4562,6 +3492,9 @@
     <w:p/>
     <w:p>
       <w:r>
+        <w:rPr>
+          <w:noProof/>
+        </w:rPr>
         <w:drawing>
           <wp:inline distT="0" distB="0" distL="0" distR="0" wp14:anchorId="52257734" wp14:editId="53CD75E2">
             <wp:extent cx="5761355" cy="2602230"/>
@@ -4602,6 +3535,9 @@
     <w:p/>
     <w:p>
       <w:r>
+        <w:rPr>
+          <w:noProof/>
+        </w:rPr>
         <w:lastRenderedPageBreak/>
         <w:drawing>
           <wp:inline distT="0" distB="0" distL="0" distR="0" wp14:anchorId="62655489" wp14:editId="2604F413">
@@ -4643,6 +3579,9 @@
     <w:p/>
     <w:p>
       <w:r>
+        <w:rPr>
+          <w:noProof/>
+        </w:rPr>
         <w:drawing>
           <wp:inline distT="0" distB="0" distL="0" distR="0" wp14:anchorId="0EA2EF14" wp14:editId="23F16F2C">
             <wp:extent cx="5761355" cy="2623185"/>
@@ -4683,6 +3622,9 @@
     <w:p/>
     <w:p>
       <w:r>
+        <w:rPr>
+          <w:noProof/>
+        </w:rPr>
         <w:drawing>
           <wp:inline distT="0" distB="0" distL="0" distR="0" wp14:anchorId="082FB5FC" wp14:editId="03C961A8">
             <wp:extent cx="5761355" cy="2626360"/>
@@ -13276,6 +12218,7 @@
   <w:style w:type="character" w:default="1" w:styleId="Fuentedeprrafopredeter">
     <w:name w:val="Default Paragraph Font"/>
     <w:uiPriority w:val="1"/>
+    <w:semiHidden/>
     <w:unhideWhenUsed/>
   </w:style>
   <w:style w:type="table" w:default="1" w:styleId="Tablanormal">

--- a/4.24 Proyecto Final.docx
+++ b/4.24 Proyecto Final.docx
@@ -2349,7 +2349,7 @@
           <w:color w:val="000000"/>
           <w:kern w:val="2"/>
           <w:szCs w:val="24"/>
-          <w:lang w:val="en-US"/>
+          <w:lang w:val="es-MX"/>
           <w14:ligatures w14:val="standardContextual"/>
         </w:rPr>
       </w:pPr>
@@ -2408,7 +2408,7 @@
           <w:kern w:val="2"/>
           <w:sz w:val="20"/>
           <w:szCs w:val="24"/>
-          <w:lang w:val="en-US"/>
+          <w:lang w:val="es-MX"/>
           <w14:ligatures w14:val="standardContextual"/>
         </w:rPr>
         <w:t xml:space="preserve">Blueprint con prefijo /departments. </w:t>
@@ -3622,14 +3622,11 @@
     <w:p/>
     <w:p>
       <w:r>
-        <w:rPr>
-          <w:noProof/>
-        </w:rPr>
         <w:drawing>
-          <wp:inline distT="0" distB="0" distL="0" distR="0" wp14:anchorId="082FB5FC" wp14:editId="03C961A8">
-            <wp:extent cx="5761355" cy="2626360"/>
-            <wp:effectExtent l="0" t="0" r="0" b="2540"/>
-            <wp:docPr id="9" name="Imagen 9"/>
+          <wp:inline distT="0" distB="0" distL="0" distR="0" wp14:anchorId="3234C9C1" wp14:editId="413F1F53">
+            <wp:extent cx="5761355" cy="2651760"/>
+            <wp:effectExtent l="0" t="0" r="0" b="0"/>
+            <wp:docPr id="10" name="Imagen 10"/>
             <wp:cNvGraphicFramePr>
               <a:graphicFrameLocks xmlns:a="http://schemas.openxmlformats.org/drawingml/2006/main" noChangeAspect="1"/>
             </wp:cNvGraphicFramePr>
@@ -3649,7 +3646,7 @@
                   <pic:spPr>
                     <a:xfrm>
                       <a:off x="0" y="0"/>
-                      <a:ext cx="5761355" cy="2626360"/>
+                      <a:ext cx="5761355" cy="2651760"/>
                     </a:xfrm>
                     <a:prstGeom prst="rect">
                       <a:avLst/>
